--- a/july_2026/adjective_tests/adjective_analysis_output/analysis_summary.docx
+++ b/july_2026/adjective_tests/adjective_analysis_output/analysis_summary.docx
@@ -45,19 +45,19 @@
     </w:p>
     <w:p>
       <w:r>
-        <w:t>Weak declension accuracy: 87.55% (1413/1614)</w:t>
+        <w:t>Weak declension accuracy: 87.55% (1414/1615)</w:t>
         <w:br/>
       </w:r>
       <w:r>
-        <w:t>Plural form accuracy: 86.75% (589/679)</w:t>
+        <w:t>Plural form accuracy: 86.73% (588/678)</w:t>
         <w:br/>
       </w:r>
       <w:r>
-        <w:t>Strong form accuracy (all): 62.92% (2746/4364)</w:t>
+        <w:t>Strong form accuracy (all): 62.94% (2746/4363)</w:t>
         <w:br/>
       </w:r>
       <w:r>
-        <w:t>Strong form accuracy (filtered): 77.73% (3392/4364)</w:t>
+        <w:t>Strong form accuracy (filtered): 77.74% (3392/4363)</w:t>
       </w:r>
     </w:p>
     <w:p>
@@ -111,7 +111,7 @@
       </w:r>
       <w:r>
         <w:br/>
-        <w:t xml:space="preserve">  All instances: 1618</w:t>
+        <w:t xml:space="preserve">  All instances: 1617</w:t>
       </w:r>
       <w:r>
         <w:br/>
@@ -128,7 +128,7 @@
       </w:r>
       <w:r>
         <w:br/>
-        <w:t xml:space="preserve">  All instances: 972</w:t>
+        <w:t xml:space="preserve">  All instances: 971</w:t>
       </w:r>
       <w:r>
         <w:br/>
